--- a/01.SOMD/02.PDFs/MA_Sanch_22_Finan_Ec_supp3.docx
+++ b/01.SOMD/02.PDFs/MA_Sanch_22_Finan_Ec_supp3.docx
@@ -720,8 +720,8 @@
 </file>
 
 <file path=customXml/item1.xml><?xml version="1.0" encoding="utf-8"?>
-<ct:contentTypeSchema xmlns:ct="http://schemas.microsoft.com/office/2006/metadata/contentType" xmlns:ma="http://schemas.microsoft.com/office/2006/metadata/properties/metaAttributes" ct:_="" ma:_="" ma:contentTypeName="Document" ma:contentTypeID="0x0101005BE3C66ACF4393458051577D36AC6C25" ma:contentTypeVersion="10" ma:contentTypeDescription="Create a new document." ma:contentTypeScope="" ma:versionID="25f56b0caabe45c534a8a23e8652b075">
-  <xsd:schema xmlns:xsd="http://www.w3.org/2001/XMLSchema" xmlns:xs="http://www.w3.org/2001/XMLSchema" xmlns:p="http://schemas.microsoft.com/office/2006/metadata/properties" xmlns:ns2="4b26243c-b736-4d9c-b036-479be2ad88a1" xmlns:ns3="432dd258-9dce-4cb3-b611-c68c0fbce7f3" targetNamespace="http://schemas.microsoft.com/office/2006/metadata/properties" ma:root="true" ma:fieldsID="2a31fe97de8c49c1f148ae9862b2aa2d" ns2:_="" ns3:_="">
+<ct:contentTypeSchema xmlns:ct="http://schemas.microsoft.com/office/2006/metadata/contentType" xmlns:ma="http://schemas.microsoft.com/office/2006/metadata/properties/metaAttributes" ct:_="" ma:_="" ma:contentTypeName="Document" ma:contentTypeID="0x0101005BE3C66ACF4393458051577D36AC6C25" ma:contentTypeVersion="11" ma:contentTypeDescription="Create a new document." ma:contentTypeScope="" ma:versionID="14ce307a2e56825cff9c9e7fcaaeda24">
+  <xsd:schema xmlns:xsd="http://www.w3.org/2001/XMLSchema" xmlns:xs="http://www.w3.org/2001/XMLSchema" xmlns:p="http://schemas.microsoft.com/office/2006/metadata/properties" xmlns:ns2="4b26243c-b736-4d9c-b036-479be2ad88a1" xmlns:ns3="432dd258-9dce-4cb3-b611-c68c0fbce7f3" targetNamespace="http://schemas.microsoft.com/office/2006/metadata/properties" ma:root="true" ma:fieldsID="0503e52156abb22d20ee02405306de7b" ns2:_="" ns3:_="">
     <xsd:import namespace="4b26243c-b736-4d9c-b036-479be2ad88a1"/>
     <xsd:import namespace="432dd258-9dce-4cb3-b611-c68c0fbce7f3"/>
     <xsd:element name="properties">
@@ -739,6 +739,7 @@
                 <xsd:element ref="ns2:MediaServiceOCR" minOccurs="0"/>
                 <xsd:element ref="ns2:MediaServiceGenerationTime" minOccurs="0"/>
                 <xsd:element ref="ns2:MediaServiceEventHashCode" minOccurs="0"/>
+                <xsd:element ref="ns2:MediaLengthInSeconds" minOccurs="0"/>
               </xsd:all>
             </xsd:complexType>
           </xsd:element>
@@ -791,6 +792,11 @@
     <xsd:element name="MediaServiceEventHashCode" ma:index="17" nillable="true" ma:displayName="MediaServiceEventHashCode" ma:hidden="true" ma:internalName="MediaServiceEventHashCode" ma:readOnly="true">
       <xsd:simpleType>
         <xsd:restriction base="dms:Text"/>
+      </xsd:simpleType>
+    </xsd:element>
+    <xsd:element name="MediaLengthInSeconds" ma:index="18" nillable="true" ma:displayName="MediaLengthInSeconds" ma:hidden="true" ma:internalName="MediaLengthInSeconds" ma:readOnly="true">
+      <xsd:simpleType>
+        <xsd:restriction base="dms:Unknown"/>
       </xsd:simpleType>
     </xsd:element>
   </xsd:schema>
@@ -929,7 +935,7 @@
 </file>
 
 <file path=customXml/itemProps1.xml><?xml version="1.0" encoding="utf-8"?>
-<ds:datastoreItem xmlns:ds="http://schemas.openxmlformats.org/officeDocument/2006/customXml" ds:itemID="{9A42FE2A-66FD-464C-B2AE-25B6DE76F6B4}"/>
+<ds:datastoreItem xmlns:ds="http://schemas.openxmlformats.org/officeDocument/2006/customXml" ds:itemID="{7F6E0802-2975-48B3-A02A-1E39114C93FB}"/>
 </file>
 
 <file path=customXml/itemProps2.xml><?xml version="1.0" encoding="utf-8"?>
